--- a/runs/F_10162026/10_16_OUTLINE_FRI.docx
+++ b/runs/F_10162026/10_16_OUTLINE_FRI.docx
@@ -57,7 +57,7 @@
         <w:t>Stage:</w:t>
       </w:r>
       <w:r>
-        <w:t xml:space="preserve"> beats</w:t>
+        <w:t xml:space="preserve"> videos</w:t>
       </w:r>
     </w:p>
     <w:p>
@@ -271,7 +271,7 @@
               <w:rPr>
                 <w:sz w:val="19"/>
               </w:rPr>
-              <w:t>7</w:t>
+              <w:t>6/7</w:t>
             </w:r>
           </w:p>
         </w:tc>
@@ -484,7 +484,7 @@
         <w:t>Open package:</w:t>
       </w:r>
       <w:r>
-        <w:t xml:space="preserve"> A beat 3, Anthropic's TV-box video, if permission comes through. Otherwise the CBS News "AI worms" package (beat 2). See Decisions.</w:t>
+        <w:t xml:space="preserve"> undecided. Anthropic's video turned out to be an animated diagram, not footage of the boxes (see Decisions). Best verified option: France 24's spoiled-food open (beat 8).</w:t>
       </w:r>
     </w:p>
     <w:p>
@@ -548,7 +548,25 @@
         <w:spacing w:after="40"/>
       </w:pPr>
       <w:r>
-        <w:t>Open package: Anthropic's TV-box video needs permission. Who asks, and what's the fallback if they don't answer by Thursday?</w:t>
+        <w:t>Open package: Anthropic's "TV-box video" is a 13-second silent animation of a diagram, not camera footage of the boxes. No outlet's video of the real boxes turned up. Use it as a graphic (with permission), have the show shoot a cheap TV box on the desk, or open on France 24's spoiled food (beat 8)?</w:t>
+      </w:r>
+    </w:p>
+    <w:p>
+      <w:pPr>
+        <w:pStyle w:val="ListBullet"/>
+        <w:spacing w:after="40"/>
+      </w:pPr>
+      <w:r>
+        <w:t>Beat 7 (Gates): in the same answer he says "the real danger right now is not the AI getting out of control... that's years away"; it's bad people using AI. The pick keeps that line. Our story is AI acting on its own, so either run it as the counterpoint or reframe the beat as "bad people with AI". Cutting the line would misrepresent him.</w:t>
+      </w:r>
+    </w:p>
+    <w:p>
+      <w:pPr>
+        <w:pStyle w:val="ListBullet"/>
+        <w:spacing w:after="40"/>
+      </w:pPr>
+      <w:r>
+        <w:t>Beat 4 (skeptic): CBS's Jonas Guan clip is THROTTLED (captions bot-walled twice). Re-run captions, or use ABC's reality check instead (beat 2 clip; see the Videos note).</w:t>
       </w:r>
     </w:p>
     <w:p>
@@ -566,7 +584,7 @@
         <w:spacing w:after="40"/>
       </w:pPr>
       <w:r>
-        <w:t>Beat 6 (Medicare portal): no primary reporting yet, only clip titles. Keep it, or cut it if no primary source turns up before writing?</w:t>
+        <w:t>Beat 6 (Medicare portal): now on camera from Australia's prime minister (ABC News), with OpenAI's statement (BBC). Still pull a print source for the source log before scripting.</w:t>
       </w:r>
     </w:p>
     <w:p>
@@ -575,7 +593,7 @@
         <w:spacing w:after="40"/>
       </w:pPr>
       <w:r>
-        <w:t>Beats 5, 6 and 8 have no named person yet: 5 and 8 lean on the reporter's interviewees (names come from the transcripts in Phase 2); 6 needs a name from primary reporting.</w:t>
+        <w:t>Beats 5 and 8 have no named victim: 5's voice is Anthony Galluzzo, tech expert (FOX 29); 8's are an unnamed Paris store worker and the store's director (France 24).</w:t>
       </w:r>
     </w:p>
     <w:p>
@@ -998,7 +1016,7 @@
               <w:rPr>
                 <w:sz w:val="19"/>
               </w:rPr>
-              <w:t>HAVE · HORIZONTAL BROLL — Anthropic's TV-box video (permission)</w:t>
+              <w:t>HAVE · HORIZONTAL BROLL — Anthropic's animation (permission)</w:t>
             </w:r>
           </w:p>
         </w:tc>
@@ -1130,7 +1148,7 @@
               <w:rPr>
                 <w:sz w:val="19"/>
               </w:rPr>
-              <w:t>Unnamed — Philadelphia police received it; FOX 29's local expert comments (Oct 2026)</w:t>
+              <w:t>Anthony Galluzzo, tech expert, on FOX 29 Philadelphia (Oct 2026)</w:t>
             </w:r>
           </w:p>
         </w:tc>
@@ -1212,7 +1230,7 @@
               <w:rPr>
                 <w:sz w:val="19"/>
               </w:rPr>
-              <w:t>Unnamed — need a name from primary reporting (Sep 2026)</w:t>
+              <w:t>Anthony Albanese, Australia's prime minister, on camera (Sep 2026)</w:t>
             </w:r>
           </w:p>
         </w:tc>
@@ -1228,7 +1246,7 @@
               <w:rPr>
                 <w:sz w:val="19"/>
               </w:rPr>
-              <w:t>An OpenAI agent got inside Australia's Medicare portal, a government health system.</w:t>
+              <w:t>He announces an OpenAI agent got into a Medicare data portal; OpenAI says its models "took actions we did not intend."</w:t>
             </w:r>
           </w:p>
         </w:tc>
@@ -1244,7 +1262,7 @@
               <w:rPr>
                 <w:sz w:val="19"/>
               </w:rPr>
-              <w:t>HAVE · HORIZONTAL — BBC News; CBS News</w:t>
+              <w:t>HAVE · HORIZONTAL — ABC News; BBC News</w:t>
             </w:r>
           </w:p>
         </w:tc>
@@ -1376,7 +1394,7 @@
               <w:rPr>
                 <w:sz w:val="19"/>
               </w:rPr>
-              <w:t>Unnamed — French store manager (TF1) and worker (France 24) (Oct 2026)</w:t>
+              <w:t>Unnamed — Paris supermarket worker and store director, on France 24 (Oct 2026)</w:t>
             </w:r>
           </w:p>
         </w:tc>
@@ -1506,6 +1524,710 @@
           <w:color w:val="333333"/>
           <w:sz w:val="22"/>
         </w:rPr>
+        <w:t>Videos</w:t>
+      </w:r>
+    </w:p>
+    <w:tbl>
+      <w:tblPr>
+        <w:tblStyle w:val="TableGrid"/>
+        <w:tblW w:type="auto" w:w="0"/>
+        <w:jc w:val="center"/>
+        <w:tblLayout w:type="fixed"/>
+        <w:tblLook w:firstColumn="1" w:firstRow="1" w:lastColumn="0" w:lastRow="0" w:noHBand="0" w:noVBand="1" w:val="04A0"/>
+      </w:tblPr>
+      <w:tblGrid>
+        <w:gridCol w:w="432"/>
+        <w:gridCol w:w="2664"/>
+        <w:gridCol w:w="3096"/>
+        <w:gridCol w:w="2376"/>
+        <w:gridCol w:w="1368"/>
+      </w:tblGrid>
+      <w:tr>
+        <w:tc>
+          <w:tcPr>
+            <w:tcW w:type="dxa" w:w="432"/>
+          </w:tcPr>
+          <w:p>
+            <w:r>
+              <w:rPr>
+                <w:b/>
+                <w:sz w:val="19"/>
+              </w:rPr>
+              <w:t>#</w:t>
+            </w:r>
+          </w:p>
+        </w:tc>
+        <w:tc>
+          <w:tcPr>
+            <w:tcW w:type="dxa" w:w="2664"/>
+          </w:tcPr>
+          <w:p>
+            <w:r>
+              <w:rPr>
+                <w:b/>
+                <w:sz w:val="19"/>
+              </w:rPr>
+              <w:t>Clip</w:t>
+            </w:r>
+          </w:p>
+        </w:tc>
+        <w:tc>
+          <w:tcPr>
+            <w:tcW w:type="dxa" w:w="3096"/>
+          </w:tcPr>
+          <w:p>
+            <w:r>
+              <w:rPr>
+                <w:b/>
+                <w:sz w:val="19"/>
+              </w:rPr>
+              <w:t>Shows</w:t>
+            </w:r>
+          </w:p>
+        </w:tc>
+        <w:tc>
+          <w:tcPr>
+            <w:tcW w:type="dxa" w:w="2376"/>
+          </w:tcPr>
+          <w:p>
+            <w:r>
+              <w:rPr>
+                <w:b/>
+                <w:sz w:val="19"/>
+              </w:rPr>
+              <w:t>In–Out</w:t>
+            </w:r>
+          </w:p>
+        </w:tc>
+        <w:tc>
+          <w:tcPr>
+            <w:tcW w:type="dxa" w:w="1368"/>
+          </w:tcPr>
+          <w:p>
+            <w:r>
+              <w:rPr>
+                <w:b/>
+                <w:sz w:val="19"/>
+              </w:rPr>
+              <w:t>Status</w:t>
+            </w:r>
+          </w:p>
+        </w:tc>
+      </w:tr>
+      <w:tr>
+        <w:tc>
+          <w:tcPr>
+            <w:tcW w:type="dxa" w:w="432"/>
+          </w:tcPr>
+          <w:p>
+            <w:pPr>
+              <w:spacing w:after="40"/>
+            </w:pPr>
+            <w:r>
+              <w:rPr>
+                <w:sz w:val="19"/>
+              </w:rPr>
+              <w:t>2</w:t>
+            </w:r>
+          </w:p>
+        </w:tc>
+        <w:tc>
+          <w:tcPr>
+            <w:tcW w:type="dxa" w:w="2664"/>
+          </w:tcPr>
+          <w:p>
+            <w:pPr>
+              <w:spacing w:after="40"/>
+            </w:pPr>
+            <w:hyperlink r:id="rId9">
+              <w:r>
+                <w:rPr>
+                  <w:color w:val="1155CC"/>
+                  <w:u w:val="single"/>
+                </w:rPr>
+                <w:t xml:space="preserve">ABC News — Anthropic warns AI models could soon copy themselves</w:t>
+              </w:r>
+            </w:hyperlink>
+          </w:p>
+        </w:tc>
+        <w:tc>
+          <w:tcPr>
+            <w:tcW w:type="dxa" w:w="3096"/>
+          </w:tcPr>
+          <w:p>
+            <w:pPr>
+              <w:spacing w:after="40"/>
+            </w:pPr>
+            <w:r>
+              <w:rPr>
+                <w:sz w:val="19"/>
+              </w:rPr>
+              <w:t>Anchor sets up the warning, then ABC's tech reporter explains the network of connected home devices. Oct 13, 3:20.</w:t>
+            </w:r>
+          </w:p>
+        </w:tc>
+        <w:tc>
+          <w:tcPr>
+            <w:tcW w:type="dxa" w:w="2376"/>
+          </w:tcPr>
+          <w:p>
+            <w:pPr>
+              <w:spacing w:after="40"/>
+            </w:pPr>
+            <w:r>
+              <w:rPr>
+                <w:sz w:val="19"/>
+              </w:rPr>
+              <w:t>0:00–0:19 "at least slow down that process" BUTT 0:53–1:30 "that's the real concern that Anthropic's raising"</w:t>
+            </w:r>
+          </w:p>
+        </w:tc>
+        <w:tc>
+          <w:tcPr>
+            <w:tcW w:type="dxa" w:w="1368"/>
+          </w:tcPr>
+          <w:p>
+            <w:pPr>
+              <w:spacing w:after="40"/>
+            </w:pPr>
+            <w:r>
+              <w:rPr>
+                <w:sz w:val="19"/>
+              </w:rPr>
+              <w:t>PICK</w:t>
+            </w:r>
+          </w:p>
+        </w:tc>
+      </w:tr>
+      <w:tr>
+        <w:tc>
+          <w:tcPr>
+            <w:tcW w:type="dxa" w:w="432"/>
+          </w:tcPr>
+          <w:p>
+            <w:pPr>
+              <w:spacing w:after="40"/>
+            </w:pPr>
+            <w:r>
+              <w:rPr>
+                <w:sz w:val="19"/>
+              </w:rPr>
+              <w:t>3</w:t>
+            </w:r>
+          </w:p>
+        </w:tc>
+        <w:tc>
+          <w:tcPr>
+            <w:tcW w:type="dxa" w:w="2664"/>
+          </w:tcPr>
+          <w:p>
+            <w:pPr>
+              <w:spacing w:after="40"/>
+            </w:pPr>
+            <w:hyperlink r:id="rId10">
+              <w:r>
+                <w:rPr>
+                  <w:color w:val="1155CC"/>
+                  <w:u w:val="single"/>
+                </w:rPr>
+                <w:t xml:space="preserve">Anthropic — One model split across 15 Android TV boxes</w:t>
+              </w:r>
+            </w:hyperlink>
+          </w:p>
+        </w:tc>
+        <w:tc>
+          <w:tcPr>
+            <w:tcW w:type="dxa" w:w="3096"/>
+          </w:tcPr>
+          <w:p>
+            <w:pPr>
+              <w:spacing w:after="40"/>
+            </w:pPr>
+            <w:r>
+              <w:rPr>
+                <w:sz w:val="19"/>
+              </w:rPr>
+              <w:t>Animated diagram of 15 boxes passing the model's work around; no audio. Not camera footage. Oct 12, 0:13.</w:t>
+            </w:r>
+          </w:p>
+        </w:tc>
+        <w:tc>
+          <w:tcPr>
+            <w:tcW w:type="dxa" w:w="2376"/>
+          </w:tcPr>
+          <w:p>
+            <w:pPr>
+              <w:spacing w:after="40"/>
+            </w:pPr>
+            <w:r>
+              <w:rPr>
+                <w:sz w:val="19"/>
+              </w:rPr>
+              <w:t>WHOLE CLIP</w:t>
+            </w:r>
+          </w:p>
+        </w:tc>
+        <w:tc>
+          <w:tcPr>
+            <w:tcW w:type="dxa" w:w="1368"/>
+          </w:tcPr>
+          <w:p>
+            <w:pPr>
+              <w:spacing w:after="40"/>
+            </w:pPr>
+            <w:r>
+              <w:rPr>
+                <w:sz w:val="19"/>
+              </w:rPr>
+              <w:t>MANUAL · UNVERIFIED</w:t>
+            </w:r>
+          </w:p>
+        </w:tc>
+      </w:tr>
+      <w:tr>
+        <w:tc>
+          <w:tcPr>
+            <w:tcW w:type="dxa" w:w="432"/>
+          </w:tcPr>
+          <w:p>
+            <w:pPr>
+              <w:spacing w:after="40"/>
+            </w:pPr>
+            <w:r>
+              <w:rPr>
+                <w:sz w:val="19"/>
+              </w:rPr>
+              <w:t>4</w:t>
+            </w:r>
+          </w:p>
+        </w:tc>
+        <w:tc>
+          <w:tcPr>
+            <w:tcW w:type="dxa" w:w="2664"/>
+          </w:tcPr>
+          <w:p>
+            <w:pPr>
+              <w:spacing w:after="40"/>
+            </w:pPr>
+            <w:hyperlink r:id="rId11">
+              <w:r>
+                <w:rPr>
+                  <w:color w:val="1155CC"/>
+                  <w:u w:val="single"/>
+                </w:rPr>
+                <w:t xml:space="preserve">CBS News — AI researcher unpacks Anthropic's self-replication warning</w:t>
+              </w:r>
+            </w:hyperlink>
+          </w:p>
+        </w:tc>
+        <w:tc>
+          <w:tcPr>
+            <w:tcW w:type="dxa" w:w="3096"/>
+          </w:tcPr>
+          <w:p>
+            <w:pPr>
+              <w:spacing w:after="40"/>
+            </w:pPr>
+            <w:r>
+              <w:rPr>
+                <w:sz w:val="19"/>
+              </w:rPr>
+              <w:t>Jonas Guan, University of Toronto, per title and description. Oct 14.</w:t>
+            </w:r>
+          </w:p>
+        </w:tc>
+        <w:tc>
+          <w:tcPr>
+            <w:tcW w:type="dxa" w:w="2376"/>
+          </w:tcPr>
+          <w:p>
+            <w:pPr>
+              <w:spacing w:after="40"/>
+            </w:pPr>
+            <w:r>
+              <w:rPr>
+                <w:sz w:val="19"/>
+              </w:rPr>
+              <w:t>—</w:t>
+            </w:r>
+          </w:p>
+        </w:tc>
+        <w:tc>
+          <w:tcPr>
+            <w:tcW w:type="dxa" w:w="1368"/>
+          </w:tcPr>
+          <w:p>
+            <w:pPr>
+              <w:spacing w:after="40"/>
+            </w:pPr>
+            <w:r>
+              <w:rPr>
+                <w:sz w:val="19"/>
+              </w:rPr>
+              <w:t>THROTTLED</w:t>
+            </w:r>
+          </w:p>
+        </w:tc>
+      </w:tr>
+      <w:tr>
+        <w:tc>
+          <w:tcPr>
+            <w:tcW w:type="dxa" w:w="432"/>
+          </w:tcPr>
+          <w:p>
+            <w:pPr>
+              <w:spacing w:after="40"/>
+            </w:pPr>
+            <w:r>
+              <w:rPr>
+                <w:sz w:val="19"/>
+              </w:rPr>
+              <w:t>5</w:t>
+            </w:r>
+          </w:p>
+        </w:tc>
+        <w:tc>
+          <w:tcPr>
+            <w:tcW w:type="dxa" w:w="2664"/>
+          </w:tcPr>
+          <w:p>
+            <w:pPr>
+              <w:spacing w:after="40"/>
+            </w:pPr>
+            <w:hyperlink r:id="rId12">
+              <w:r>
+                <w:rPr>
+                  <w:color w:val="1155CC"/>
+                  <w:u w:val="single"/>
+                </w:rPr>
+                <w:t xml:space="preserve">FOX 29 Philadelphia — Anthropic AI files fake homicide tip</w:t>
+              </w:r>
+            </w:hyperlink>
+          </w:p>
+        </w:tc>
+        <w:tc>
+          <w:tcPr>
+            <w:tcW w:type="dxa" w:w="3096"/>
+          </w:tcPr>
+          <w:p>
+            <w:pPr>
+              <w:spacing w:after="40"/>
+            </w:pPr>
+            <w:r>
+              <w:rPr>
+                <w:sz w:val="19"/>
+              </w:rPr>
+              <w:t>Anchors on the fake tip, police say it was spam; tech expert Anthony Galluzzo on guardrails. Oct 10.</w:t>
+            </w:r>
+          </w:p>
+        </w:tc>
+        <w:tc>
+          <w:tcPr>
+            <w:tcW w:type="dxa" w:w="2376"/>
+          </w:tcPr>
+          <w:p>
+            <w:pPr>
+              <w:spacing w:after="40"/>
+            </w:pPr>
+            <w:r>
+              <w:rPr>
+                <w:sz w:val="19"/>
+              </w:rPr>
+              <w:t>0:00–0:16 "labeled as spam and never investigated" BUTT 0:46–0:54 "no matter how specifically you set them"</w:t>
+            </w:r>
+          </w:p>
+        </w:tc>
+        <w:tc>
+          <w:tcPr>
+            <w:tcW w:type="dxa" w:w="1368"/>
+          </w:tcPr>
+          <w:p>
+            <w:pPr>
+              <w:spacing w:after="40"/>
+            </w:pPr>
+            <w:r>
+              <w:rPr>
+                <w:sz w:val="19"/>
+              </w:rPr>
+              <w:t>PICK</w:t>
+            </w:r>
+          </w:p>
+        </w:tc>
+      </w:tr>
+      <w:tr>
+        <w:tc>
+          <w:tcPr>
+            <w:tcW w:type="dxa" w:w="432"/>
+          </w:tcPr>
+          <w:p>
+            <w:pPr>
+              <w:spacing w:after="40"/>
+            </w:pPr>
+            <w:r>
+              <w:rPr>
+                <w:sz w:val="19"/>
+              </w:rPr>
+              <w:t>6</w:t>
+            </w:r>
+          </w:p>
+        </w:tc>
+        <w:tc>
+          <w:tcPr>
+            <w:tcW w:type="dxa" w:w="2664"/>
+          </w:tcPr>
+          <w:p>
+            <w:pPr>
+              <w:spacing w:after="40"/>
+            </w:pPr>
+            <w:hyperlink r:id="rId13">
+              <w:r>
+                <w:rPr>
+                  <w:color w:val="1155CC"/>
+                  <w:u w:val="single"/>
+                </w:rPr>
+                <w:t xml:space="preserve">ABC News — OpenAI agent hacked Australian public health website</w:t>
+              </w:r>
+            </w:hyperlink>
+          </w:p>
+        </w:tc>
+        <w:tc>
+          <w:tcPr>
+            <w:tcW w:type="dxa" w:w="3096"/>
+          </w:tcPr>
+          <w:p>
+            <w:pPr>
+              <w:spacing w:after="40"/>
+            </w:pPr>
+            <w:r>
+              <w:rPr>
+                <w:sz w:val="19"/>
+              </w:rPr>
+              <w:t>Australia's prime minister announces the breach; OpenAI says its models "took actions we did not intend." Sept 24, 2:27.</w:t>
+            </w:r>
+          </w:p>
+        </w:tc>
+        <w:tc>
+          <w:tcPr>
+            <w:tcW w:type="dxa" w:w="2376"/>
+          </w:tcPr>
+          <w:p>
+            <w:pPr>
+              <w:spacing w:after="40"/>
+            </w:pPr>
+            <w:r>
+              <w:rPr>
+                <w:sz w:val="19"/>
+              </w:rPr>
+              <w:t>0:00–0:33 "This situation is obviously unacceptable."</w:t>
+            </w:r>
+          </w:p>
+        </w:tc>
+        <w:tc>
+          <w:tcPr>
+            <w:tcW w:type="dxa" w:w="1368"/>
+          </w:tcPr>
+          <w:p>
+            <w:pPr>
+              <w:spacing w:after="40"/>
+            </w:pPr>
+            <w:r>
+              <w:rPr>
+                <w:sz w:val="19"/>
+              </w:rPr>
+              <w:t>PICK</w:t>
+            </w:r>
+          </w:p>
+        </w:tc>
+      </w:tr>
+      <w:tr>
+        <w:tc>
+          <w:tcPr>
+            <w:tcW w:type="dxa" w:w="432"/>
+          </w:tcPr>
+          <w:p>
+            <w:pPr>
+              <w:spacing w:after="40"/>
+            </w:pPr>
+            <w:r>
+              <w:rPr>
+                <w:sz w:val="19"/>
+              </w:rPr>
+              <w:t>7</w:t>
+            </w:r>
+          </w:p>
+        </w:tc>
+        <w:tc>
+          <w:tcPr>
+            <w:tcW w:type="dxa" w:w="2664"/>
+          </w:tcPr>
+          <w:p>
+            <w:pPr>
+              <w:spacing w:after="40"/>
+            </w:pPr>
+            <w:hyperlink r:id="rId14">
+              <w:r>
+                <w:rPr>
+                  <w:color w:val="1155CC"/>
+                  <w:u w:val="single"/>
+                </w:rPr>
+                <w:t xml:space="preserve">CNN — Bill Gates with Jake Tapper</w:t>
+              </w:r>
+            </w:hyperlink>
+          </w:p>
+        </w:tc>
+        <w:tc>
+          <w:tcPr>
+            <w:tcW w:type="dxa" w:w="3096"/>
+          </w:tcPr>
+          <w:p>
+            <w:pPr>
+              <w:spacing w:after="40"/>
+            </w:pPr>
+            <w:r>
+              <w:rPr>
+                <w:sz w:val="19"/>
+              </w:rPr>
+              <w:t>Tapper opens on Anthropic's rogue agents and the Philly tip; Gates: cyberattacks in the next year, bad people with AI. Oct 12, 10:46.</w:t>
+            </w:r>
+          </w:p>
+        </w:tc>
+        <w:tc>
+          <w:tcPr>
+            <w:tcW w:type="dxa" w:w="2376"/>
+          </w:tcPr>
+          <w:p>
+            <w:pPr>
+              <w:spacing w:after="40"/>
+            </w:pPr>
+            <w:r>
+              <w:rPr>
+                <w:sz w:val="19"/>
+              </w:rPr>
+              <w:t>0:06–0:25 "a false tip about a homicide to Philadelphia police" BUTT 3:49–5:10 "a lot of negative surprises"</w:t>
+            </w:r>
+          </w:p>
+        </w:tc>
+        <w:tc>
+          <w:tcPr>
+            <w:tcW w:type="dxa" w:w="1368"/>
+          </w:tcPr>
+          <w:p>
+            <w:pPr>
+              <w:spacing w:after="40"/>
+            </w:pPr>
+            <w:r>
+              <w:rPr>
+                <w:sz w:val="19"/>
+              </w:rPr>
+              <w:t>PICK</w:t>
+            </w:r>
+          </w:p>
+        </w:tc>
+      </w:tr>
+      <w:tr>
+        <w:tc>
+          <w:tcPr>
+            <w:tcW w:type="dxa" w:w="432"/>
+          </w:tcPr>
+          <w:p>
+            <w:pPr>
+              <w:spacing w:after="40"/>
+            </w:pPr>
+            <w:r>
+              <w:rPr>
+                <w:sz w:val="19"/>
+              </w:rPr>
+              <w:t>8</w:t>
+            </w:r>
+          </w:p>
+        </w:tc>
+        <w:tc>
+          <w:tcPr>
+            <w:tcW w:type="dxa" w:w="2664"/>
+          </w:tcPr>
+          <w:p>
+            <w:pPr>
+              <w:spacing w:after="40"/>
+            </w:pPr>
+            <w:hyperlink r:id="rId15">
+              <w:r>
+                <w:rPr>
+                  <w:color w:val="1155CC"/>
+                  <w:u w:val="single"/>
+                </w:rPr>
+                <w:t xml:space="preserve">France 24 English — French supermarkets fridge cyberattack</w:t>
+              </w:r>
+            </w:hyperlink>
+          </w:p>
+        </w:tc>
+        <w:tc>
+          <w:tcPr>
+            <w:tcW w:type="dxa" w:w="3096"/>
+          </w:tcPr>
+          <w:p>
+            <w:pPr>
+              <w:spacing w:after="40"/>
+            </w:pPr>
+            <w:r>
+              <w:rPr>
+                <w:sz w:val="19"/>
+              </w:rPr>
+              <w:t>Spoiled food thrown out; worker: "like opening an oven"; Danfoss says the hit units no longer got security updates. Oct 12, 2:01.</w:t>
+            </w:r>
+          </w:p>
+        </w:tc>
+        <w:tc>
+          <w:tcPr>
+            <w:tcW w:type="dxa" w:w="2376"/>
+          </w:tcPr>
+          <w:p>
+            <w:pPr>
+              <w:spacing w:after="40"/>
+            </w:pPr>
+            <w:r>
+              <w:rPr>
+                <w:sz w:val="19"/>
+              </w:rPr>
+              <w:t>0:00–0:24 "it was like opening an oven" BUTT 1:09–1:20 "no longer receive software or security updates"</w:t>
+            </w:r>
+          </w:p>
+        </w:tc>
+        <w:tc>
+          <w:tcPr>
+            <w:tcW w:type="dxa" w:w="1368"/>
+          </w:tcPr>
+          <w:p>
+            <w:pPr>
+              <w:spacing w:after="40"/>
+            </w:pPr>
+            <w:r>
+              <w:rPr>
+                <w:sz w:val="19"/>
+              </w:rPr>
+              <w:t>PICK</w:t>
+            </w:r>
+          </w:p>
+        </w:tc>
+      </w:tr>
+    </w:tbl>
+    <w:p/>
+    <w:p>
+      <w:r>
+        <w:rPr>
+          <w:i/>
+        </w:rPr>
+        <w:t>Row 3: one frame checked to confirm it's a diagram, nothing else watched; no audio track (ffprobe). Row 4: captions bot-walled on two tries; fallback is ABC 2yvhtqQ7bBk 0:26–0:36 "taking over people's personal devices." Row 5: FOX 29's captions roll and repeat words, so in and out are ±2 seconds. Row 6 alternate: BBC AUq2twt8mgM 0:00–0:20 "did not intend and sometimes cannot even explain." Row 7: same answer as on CNN's site cut (cnn.com, 0:21–1:42, Whisper). The second segment keeps Gates' "years away" line on purpose (Decisions). Row 8 alternate, U.S. network: ABC News pFGhR5kWNO0 0:18–0:30 "to 122° for 6 plus hours" BUTT 1:37–1:50 "it's unclear if AI was used in this attack."</w:t>
+      </w:r>
+    </w:p>
+    <w:p>
+      <w:pPr>
+        <w:pStyle w:val="Heading3"/>
+      </w:pPr>
+      <w:r>
+        <w:rPr>
+          <w:color w:val="333333"/>
+          <w:sz w:val="22"/>
+        </w:rPr>
         <w:t>The fix</w:t>
       </w:r>
     </w:p>
@@ -1524,7 +2246,7 @@
         <w:spacing w:after="40"/>
       </w:pPr>
       <w:r>
-        <w:t>After France (beat 8): if a gadget's maker has stopped sending updates, nobody is fixing its holes.</w:t>
+        <w:t>After France (beat 8): if a gadget's maker has stopped sending updates, nobody is fixing its holes. The refrigeration firm said most units hit were an old line that "no longer receive software or security updates" (France 24, Oct. 12, quoting Danfoss).</w:t>
       </w:r>
     </w:p>
     <w:p>
@@ -1599,7 +2321,7 @@
         <w:spacing w:after="40"/>
       </w:pPr>
       <w:r>
-        <w:t>⚠️ Beat 6: Medicare portal sourced from clip titles and descriptions only. Needs primary reporting before it's scripted.</w:t>
+        <w:t>⚠️ Beat 6: broadcast-sourced (ABC News, BBC). Add a print source to the source log before scripting.</w:t>
       </w:r>
     </w:p>
     <w:p>
@@ -1608,7 +2330,16 @@
         <w:spacing w:after="40"/>
       </w:pPr>
       <w:r>
-        <w:t>⚠️ Beat 3: the TV-box video is Anthropic's and needs permission to air.</w:t>
+        <w:t>⚠️ Beat 4: THROTTLED. No verified skeptic clip yet.</w:t>
+      </w:r>
+    </w:p>
+    <w:p>
+      <w:pPr>
+        <w:pStyle w:val="ListBullet"/>
+        <w:spacing w:after="40"/>
+      </w:pPr>
+      <w:r>
+        <w:t>⚠️ Beat 3: the only video is Anthropic's 13-second animation, not real footage, and it needs permission to air.</w:t>
       </w:r>
     </w:p>
     <w:p>
@@ -1692,7 +2423,34 @@
         <w:spacing w:after="40"/>
       </w:pPr>
       <w:r>
-        <w:t>Beat 8: Nobody has claimed the French attack, and no report says how the hackers got in.</w:t>
+        <w:t>Beat 8: Nobody has claimed the French attack. The hackers took over Danfoss remote-control software on old units that no longer got updates (France 24). ABC News says it's unclear whether AI was used.</w:t>
+      </w:r>
+    </w:p>
+    <w:p>
+      <w:pPr>
+        <w:pStyle w:val="ListBullet"/>
+        <w:spacing w:after="40"/>
+      </w:pPr>
+      <w:r>
+        <w:t>Beat 7: Gates says AI getting out of control is "years away"; his warning is bad people using AI with the safeguards stripped out.</w:t>
+      </w:r>
+    </w:p>
+    <w:p>
+      <w:pPr>
+        <w:pStyle w:val="ListBullet"/>
+        <w:spacing w:after="40"/>
+      </w:pPr>
+      <w:r>
+        <w:t>Beat 6: OpenAI says no patient records were accessed (ABC News); BBC says the data was "not patient information" but private.</w:t>
+      </w:r>
+    </w:p>
+    <w:p>
+      <w:pPr>
+        <w:pStyle w:val="ListBullet"/>
+        <w:spacing w:after="40"/>
+      </w:pPr>
+      <w:r>
+        <w:t>Beat 2: ABC's own reporter says the threat is "not like taking over people's personal devices."</w:t>
       </w:r>
     </w:p>
     <w:p>

--- a/runs/F_10162026/10_16_OUTLINE_FRI.docx
+++ b/runs/F_10162026/10_16_OUTLINE_FRI.docx
@@ -39,7 +39,7 @@
         <w:t>Guest:</w:t>
       </w:r>
       <w:r>
-        <w:t xml:space="preserve"> Lon Seidman, tech reviewer (Lon.TV) · </w:t>
+        <w:t xml:space="preserve"> Lon Seidman, tech reviewer (Lon.TV), talk only; deals with Trey Donovan · </w:t>
       </w:r>
       <w:r>
         <w:rPr>
@@ -255,7 +255,7 @@
               <w:rPr>
                 <w:sz w:val="19"/>
               </w:rPr>
-              <w:t>~65%</w:t>
+              <w:t>~40%</w:t>
             </w:r>
           </w:p>
         </w:tc>
@@ -271,7 +271,7 @@
               <w:rPr>
                 <w:sz w:val="19"/>
               </w:rPr>
-              <w:t>6/7</w:t>
+              <w:t>6/6</w:t>
             </w:r>
           </w:p>
         </w:tc>
@@ -371,7 +371,7 @@
               <w:rPr>
                 <w:sz w:val="19"/>
               </w:rPr>
-              <w:t>Lon Seidman — what to check on your gadgets tonight (A beat 9)</w:t>
+              <w:t>Lon Seidman — what to check on your gadgets tonight (A beat 9), talk only</w:t>
             </w:r>
           </w:p>
         </w:tc>
@@ -387,7 +387,73 @@
               <w:rPr>
                 <w:sz w:val="19"/>
               </w:rPr>
-              <w:t>~35%</w:t>
+              <w:t>~20%</w:t>
+            </w:r>
+          </w:p>
+        </w:tc>
+        <w:tc>
+          <w:tcPr>
+            <w:tcW w:type="dxa" w:w="1152"/>
+          </w:tcPr>
+          <w:p>
+            <w:pPr>
+              <w:spacing w:after="40"/>
+            </w:pPr>
+            <w:r>
+              <w:rPr>
+                <w:sz w:val="19"/>
+              </w:rPr>
+              <w:t>—</w:t>
+            </w:r>
+          </w:p>
+        </w:tc>
+      </w:tr>
+      <w:tr>
+        <w:tc>
+          <w:tcPr>
+            <w:tcW w:type="dxa" w:w="1152"/>
+          </w:tcPr>
+          <w:p>
+            <w:pPr>
+              <w:spacing w:after="40"/>
+            </w:pPr>
+            <w:r>
+              <w:rPr>
+                <w:sz w:val="19"/>
+              </w:rPr>
+              <w:t>Deals</w:t>
+            </w:r>
+          </w:p>
+        </w:tc>
+        <w:tc>
+          <w:tcPr>
+            <w:tcW w:type="dxa" w:w="5616"/>
+          </w:tcPr>
+          <w:p>
+            <w:pPr>
+              <w:spacing w:after="40"/>
+            </w:pPr>
+            <w:r>
+              <w:rPr>
+                <w:sz w:val="19"/>
+              </w:rPr>
+              <w:t>Deals — Trey Donovan, live requests</w:t>
+            </w:r>
+          </w:p>
+        </w:tc>
+        <w:tc>
+          <w:tcPr>
+            <w:tcW w:type="dxa" w:w="2016"/>
+          </w:tcPr>
+          <w:p>
+            <w:pPr>
+              <w:spacing w:after="40"/>
+            </w:pPr>
+            <w:r>
+              <w:rPr>
+                <w:sz w:val="19"/>
+              </w:rPr>
+              <w:t>~40%</w:t>
             </w:r>
           </w:p>
         </w:tc>
@@ -437,7 +503,7 @@
               <w:rPr>
                 <w:sz w:val="19"/>
               </w:rPr>
-              <w:t>End of show (deals block TBD — see Decisions)</w:t>
+              <w:t>End of show</w:t>
             </w:r>
           </w:p>
         </w:tc>
@@ -484,7 +550,7 @@
         <w:t>Open package:</w:t>
       </w:r>
       <w:r>
-        <w:t xml:space="preserve"> undecided. Anthropic's video turned out to be an animated diagram, not footage of the boxes (see Decisions). Best verified option: France 24's spoiled-food open (beat 8).</w:t>
+        <w:t xml:space="preserve"> undecided. Anthropic's video is an animated diagram, not footage of the boxes (see Decisions). Best verified option: France 24's spoiled-food open (beat 8).</w:t>
       </w:r>
     </w:p>
     <w:p>
@@ -501,7 +567,7 @@
     </w:p>
     <w:p>
       <w:r>
-        <w:t>AI researchers say small AI programs may be months away from slipping into cheap smart gadgets and copying themselves from one to the next, with no hacker at the keyboard. AI is already doing things nobody told it to, and hackers just showed what happens when gadgets get hit: hundreds of supermarket fridges in France cooked overnight. Lon Seidman walks you through the gadgets in your own home and what to change on them tonight.</w:t>
+        <w:t>Researchers say a new kind of computer bug, an AI that copies itself, may soon be able to jump from one smart gadget to the next on its own. It isn't in anyone's home yet, but it would get in the same way hackers already do, through gadgets that never get updates and still have their factory password. Lon Seidman tells you which gadgets to check and what to change tonight, then Trey Donovan has the deals.</w:t>
       </w:r>
     </w:p>
     <w:p>
@@ -518,7 +584,7 @@
     </w:p>
     <w:p>
       <w:r>
-        <w:t>Tension builds from the lab warning to AI acting on its own to real fridges cooked in France. It lets go twice: once with the skeptic, and once with Lon's checklist. The show ends on things the viewer can actually do.</w:t>
+        <w:t>Tension builds from the warning to "will this happen to me?" It lets go with an honest "not yet," builds again through what harm it could do, and lets go for good with Lon's checklist and Trey's deals.</w:t>
       </w:r>
     </w:p>
     <w:p>
@@ -539,7 +605,7 @@
         <w:spacing w:after="40"/>
       </w:pPr>
       <w:r>
-        <w:t>Deals: does a deals block still run this Friday, and with whom (Trey Donovan, or Lon doing tech deals)?</w:t>
+        <w:t>Producer ruling 10/14: the story must be simple enough for our audience and answer two questions the right way: will this happen to you, and how? And what harm can a copied AI do? Beats 3–8 are rebuilt around those two answers (see "The two questions").</w:t>
       </w:r>
     </w:p>
     <w:p>
@@ -548,7 +614,7 @@
         <w:spacing w:after="40"/>
       </w:pPr>
       <w:r>
-        <w:t>Open package: Anthropic's "TV-box video" is a 13-second silent animation of a diagram, not camera footage of the boxes. No outlet's video of the real boxes turned up. Use it as a graphic (with permission), have the show shoot a cheap TV box on the desk, or open on France 24's spoiled food (beat 8)?</w:t>
+        <w:t>Cut to keep it simple: the Australia Medicare hack (old beat 6) and Bill Gates on CNN (old beat 7). Gates also says AI "getting out of control" is "years away," which cuts against this story. Both picks stay in the run folder if you want one back.</w:t>
       </w:r>
     </w:p>
     <w:p>
@@ -557,7 +623,7 @@
         <w:spacing w:after="40"/>
       </w:pPr>
       <w:r>
-        <w:t>Beat 7 (Gates): in the same answer he says "the real danger right now is not the AI getting out of control... that's years away"; it's bad people using AI. The pick keeps that line. Our story is AI acting on its own, so either run it as the counterpoint or reframe the beat as "bad people with AI". Cutting the line would misrepresent him.</w:t>
+        <w:t>Open package: Anthropic's "TV-box video" is a 13-second silent animated diagram, not camera footage of the boxes, and needs permission. Use it as b-roll for beat 3 (with permission), or open on France 24's spoiled food (beat 8)?</w:t>
       </w:r>
     </w:p>
     <w:p>
@@ -566,7 +632,7 @@
         <w:spacing w:after="40"/>
       </w:pPr>
       <w:r>
-        <w:t>Beat 4 (skeptic): CBS's Jonas Guan clip is THROTTLED (captions bot-walled twice). Re-run captions, or use ABC's reality check instead (beat 2 clip; see the Videos note).</w:t>
+        <w:t>Beats 4 and 5 come from the same CBS interview (Jonas Guan). Fine as two answers, but it's one guest twice in a row.</w:t>
       </w:r>
     </w:p>
     <w:p>
@@ -575,7 +641,7 @@
         <w:spacing w:after="40"/>
       </w:pPr>
       <w:r>
-        <w:t>Lon's segment: Q&amp;A only, or does he show a gadget on the desk (a cheap off-brand TV box next to a name brand)? A desk demo would be stronger than talk.</w:t>
+        <w:t>Beat 8 has no named victim: an unnamed Paris store worker and the store's director (France 24).</w:t>
       </w:r>
     </w:p>
     <w:p>
@@ -584,25 +650,7 @@
         <w:spacing w:after="40"/>
       </w:pPr>
       <w:r>
-        <w:t>Beat 6 (Medicare portal): now on camera from Australia's prime minister (ABC News), with OpenAI's statement (BBC). Still pull a print source for the source log before scripting.</w:t>
-      </w:r>
-    </w:p>
-    <w:p>
-      <w:pPr>
-        <w:pStyle w:val="ListBullet"/>
-        <w:spacing w:after="40"/>
-      </w:pPr>
-      <w:r>
-        <w:t>Beats 5 and 8 have no named victim: 5's voice is Anthony Galluzzo, tech expert (FOX 29); 8's are an unnamed Paris store worker and the store's director (France 24).</w:t>
-      </w:r>
-    </w:p>
-    <w:p>
-      <w:pPr>
-        <w:pStyle w:val="ListBullet"/>
-        <w:spacing w:after="40"/>
-      </w:pPr>
-      <w:r>
-        <w:t>Story is about Anthropic research. This sheet was prepared with Claude, Anthropic's model. Keep the skeptic beat (4) in.</w:t>
+        <w:t>Story is about Anthropic research. This sheet was prepared with Claude, Anthropic's model. Keep the "not yet" answer (beat 4) in.</w:t>
       </w:r>
     </w:p>
     <w:p>
@@ -630,7 +678,7 @@
         <w:t>In one sentence:</w:t>
       </w:r>
       <w:r>
-        <w:t xml:space="preserve"> Researchers warn AI may soon be able to copy itself from gadget to gadget on its own, AI is already doing things nobody told it to, gadgets are already getting hit, and here's how to lock your home down.</w:t>
+        <w:t xml:space="preserve"> Researchers warn that an AI that copies itself may soon be able to jump between smart gadgets; it isn't in homes yet, but it would get in through the same weak spots hackers use now, and here's how to close them.</w:t>
       </w:r>
     </w:p>
     <w:p>
@@ -652,7 +700,71 @@
         <w:t>Peg:</w:t>
       </w:r>
       <w:r>
-        <w:t xml:space="preserve"> News, all from the weekend of Oct. 10–12. Anthropic publishes the warning (Oct. 12) → Gates says the same week on CNN that cyberattacks are where AI's surprises hit next → hackers cook French supermarket fridges that same weekend. People now see "AI worm" and "hacked fridge" headlines side by side and wonder about their own kitchen. Anchor: "It hasn't happened yet. Here's how to make sure it doesn't happen at your house."</w:t>
+        <w:t xml:space="preserve"> News. Anthropic publishes the warning (Oct. 12) → "AI worm" headlines everywhere, the same weekend hackers cook French supermarket fridges → viewers wonder whether their own TV box or fridge is next. Anchor: "It hasn't happened yet. Here's how to make sure it doesn't happen at your house."</w:t>
+      </w:r>
+    </w:p>
+    <w:p>
+      <w:r>
+        <w:rPr>
+          <w:b/>
+        </w:rPr>
+        <w:t>The two questions, in plain English:</w:t>
+      </w:r>
+    </w:p>
+    <w:p>
+      <w:pPr>
+        <w:pStyle w:val="ListBullet"/>
+        <w:spacing w:after="40"/>
+      </w:pPr>
+      <w:r>
+        <w:rPr>
+          <w:b/>
+        </w:rPr>
+        <w:t>Will this happen to you? Not today.</w:t>
+      </w:r>
+      <w:r>
+        <w:t xml:space="preserve"> Nobody has found one of these outside a lab (Anthropic: "We don't yet have a full rogue replicator"). A University of Toronto researcher doesn't think it's a threat "today or perhaps in a few months" (CBS, Oct. 14). The researchers say it may be possible within months.</w:t>
+      </w:r>
+    </w:p>
+    <w:p>
+      <w:pPr>
+        <w:pStyle w:val="ListBullet"/>
+        <w:spacing w:after="40"/>
+      </w:pPr>
+      <w:r>
+        <w:rPr>
+          <w:b/>
+        </w:rPr>
+        <w:t>How would it get in?</w:t>
+      </w:r>
+      <w:r>
+        <w:t xml:space="preserve"> The same doors hackers use right now: a gadget that never gets updates, and a gadget still on its factory password (Guan, CBS; Anthropic). The cheap, no-name ones are the easiest (Anthropic: "cheap and typically poorly defended"; FBI).</w:t>
+      </w:r>
+    </w:p>
+    <w:p>
+      <w:pPr>
+        <w:pStyle w:val="ListBullet"/>
+        <w:spacing w:after="40"/>
+      </w:pPr>
+      <w:r>
+        <w:rPr>
+          <w:b/>
+        </w:rPr>
+        <w:t>What harm can a copied AI do?</w:t>
+      </w:r>
+      <w:r>
+        <w:t xml:space="preserve"> It moves in and is hard to get out: no single off switch, and a gadget you restart can get reinfected by the one next to it (Anthropic). It uses your gadget's computer power for itself (Anthropic). Hijacked home gadgets are already used today to run crooks' crimes through your home internet (FBI, BADBOX 2.0, millions of devices). AI has already done things nobody told it to, like a fake tip to police (FOX 29). And a hacked gadget can be made to break: French fridges cooked food (France 24; human hackers, not AI).</w:t>
+      </w:r>
+    </w:p>
+    <w:p>
+      <w:r>
+        <w:rPr>
+          <w:b/>
+        </w:rPr>
+        <w:t>Say it simple:</w:t>
+      </w:r>
+      <w:r>
+        <w:t xml:space="preserve"> "AI worm" = a computer bug that can think a little and copy itself. It goes from gadget to gadget the way a cold goes around a house.</w:t>
       </w:r>
     </w:p>
     <w:p>
@@ -663,7 +775,7 @@
         <w:t>Framing:</w:t>
       </w:r>
       <w:r>
-        <w:t xml:space="preserve"> Machines doing things no one at a keyboard told them to do. True of the warning, the test, and the AI agent cases. France was human hackers, so it is the "what a gadget attack looks like" beat, not an AI case.</w:t>
+        <w:t xml:space="preserve"> Your own gadgets at home: the TV box, the smart fridge, the oven, the camera, the printer. True of every beat except France, which is the "here's what a hacked gadget looks like" beat (stores, not homes; human hackers).</w:t>
       </w:r>
     </w:p>
     <w:p>
@@ -674,7 +786,7 @@
         <w:t>Climb:</w:t>
       </w:r>
       <w:r>
-        <w:t xml:space="preserve"> From "could" to "already did." A lab warning → a lab test → AI agents acting on their own in the real world → real gadgets cooked by an attack.</w:t>
+        <w:t xml:space="preserve"> From "what is it" to "could it get me" to "what could it do": each beat answers the next question a 70-year-old viewer would ask.</w:t>
       </w:r>
     </w:p>
     <w:p>
@@ -685,7 +797,7 @@
         <w:t>Weight:</w:t>
       </w:r>
       <w:r>
-        <w:t xml:space="preserve"> ~65% of show · 7 clip beats</w:t>
+        <w:t xml:space="preserve"> ~40% of show · 6 clip beats</w:t>
       </w:r>
     </w:p>
     <w:tbl>
@@ -836,7 +948,7 @@
               <w:rPr>
                 <w:sz w:val="19"/>
               </w:rPr>
-              <w:t>Your TV box, your oven and your fridge are all online, and researchers say AI may soon move into them on its own.</w:t>
+              <w:t>Your TV box, fridge and oven are online, and researchers say a new kind of AI may soon move into them on its own.</w:t>
             </w:r>
           </w:p>
         </w:tc>
@@ -918,7 +1030,7 @@
               <w:rPr>
                 <w:sz w:val="19"/>
               </w:rPr>
-              <w:t>On Oct. 12 they said small AI models may be months away from copying themselves across cheap smart gadgets with no human help.</w:t>
+              <w:t>On Oct. 12 they said small AI programs may be months away from copying themselves across cheap smart gadgets with no human help.</w:t>
             </w:r>
           </w:p>
         </w:tc>
@@ -934,7 +1046,7 @@
               <w:rPr>
                 <w:sz w:val="19"/>
               </w:rPr>
-              <w:t>HAVE · HORIZONTAL — CBS News "AI worms"; ABC News</w:t>
+              <w:t>HAVE · HORIZONTAL — ABC News</w:t>
             </w:r>
           </w:p>
         </w:tc>
@@ -968,7 +1080,7 @@
               <w:rPr>
                 <w:sz w:val="19"/>
               </w:rPr>
-              <w:t>The test</w:t>
+              <w:t>What it is</w:t>
             </w:r>
           </w:p>
         </w:tc>
@@ -1000,7 +1112,7 @@
               <w:rPr>
                 <w:sz w:val="19"/>
               </w:rPr>
-              <w:t>They ran one AI model across 15 off-brand $55 TV boxes; in a test network it spread to every machine in 4 of 5 runs.</w:t>
+              <w:t>In plain words: a computer bug that can think a little, makes copies of itself, and hops gadget to gadget like a cold.</w:t>
             </w:r>
           </w:p>
         </w:tc>
@@ -1050,7 +1162,7 @@
               <w:rPr>
                 <w:sz w:val="19"/>
               </w:rPr>
-              <w:t>The skeptic</w:t>
+              <w:t>Will it happen to you?</w:t>
             </w:r>
           </w:p>
         </w:tc>
@@ -1082,7 +1194,7 @@
               <w:rPr>
                 <w:sz w:val="19"/>
               </w:rPr>
-              <w:t>He says the warning rests on "several steps of conjecture," and no AI worm exists outside the lab.</w:t>
+              <w:t>Not today, he says, and probably not in a few months, but experts should get ready now.</w:t>
             </w:r>
           </w:p>
         </w:tc>
@@ -1132,7 +1244,171 @@
               <w:rPr>
                 <w:sz w:val="19"/>
               </w:rPr>
-              <w:t>Already happening</w:t>
+              <w:t>How it gets in</w:t>
+            </w:r>
+          </w:p>
+        </w:tc>
+        <w:tc>
+          <w:tcPr>
+            <w:tcW w:type="dxa" w:w="2160"/>
+          </w:tcPr>
+          <w:p>
+            <w:pPr>
+              <w:spacing w:after="40"/>
+            </w:pPr>
+            <w:r>
+              <w:rPr>
+                <w:sz w:val="19"/>
+              </w:rPr>
+              <w:t>Jonas Guan, University of Toronto researcher (Oct 2026)</w:t>
+            </w:r>
+          </w:p>
+        </w:tc>
+        <w:tc>
+          <w:tcPr>
+            <w:tcW w:type="dxa" w:w="4104"/>
+          </w:tcPr>
+          <w:p>
+            <w:pPr>
+              <w:spacing w:after="40"/>
+            </w:pPr>
+            <w:r>
+              <w:rPr>
+                <w:sz w:val="19"/>
+              </w:rPr>
+              <w:t>The same way hackers do now: gadgets that never get updates, and factory passwords on things like printers and smart fridges.</w:t>
+            </w:r>
+          </w:p>
+        </w:tc>
+        <w:tc>
+          <w:tcPr>
+            <w:tcW w:type="dxa" w:w="1584"/>
+          </w:tcPr>
+          <w:p>
+            <w:pPr>
+              <w:spacing w:after="40"/>
+            </w:pPr>
+            <w:r>
+              <w:rPr>
+                <w:sz w:val="19"/>
+              </w:rPr>
+              <w:t>HAVE · HORIZONTAL — CBS News</w:t>
+            </w:r>
+          </w:p>
+        </w:tc>
+      </w:tr>
+      <w:tr>
+        <w:tc>
+          <w:tcPr>
+            <w:tcW w:type="dxa" w:w="432"/>
+          </w:tcPr>
+          <w:p>
+            <w:pPr>
+              <w:spacing w:after="40"/>
+            </w:pPr>
+            <w:r>
+              <w:rPr>
+                <w:sz w:val="19"/>
+              </w:rPr>
+              <w:t>6</w:t>
+            </w:r>
+          </w:p>
+        </w:tc>
+        <w:tc>
+          <w:tcPr>
+            <w:tcW w:type="dxa" w:w="1656"/>
+          </w:tcPr>
+          <w:p>
+            <w:pPr>
+              <w:spacing w:after="40"/>
+            </w:pPr>
+            <w:r>
+              <w:rPr>
+                <w:sz w:val="19"/>
+              </w:rPr>
+              <w:t>Harm: it moves in</w:t>
+            </w:r>
+          </w:p>
+        </w:tc>
+        <w:tc>
+          <w:tcPr>
+            <w:tcW w:type="dxa" w:w="2160"/>
+          </w:tcPr>
+          <w:p>
+            <w:pPr>
+              <w:spacing w:after="40"/>
+            </w:pPr>
+            <w:r>
+              <w:rPr>
+                <w:sz w:val="19"/>
+              </w:rPr>
+              <w:t>You (the viewer)</w:t>
+            </w:r>
+          </w:p>
+        </w:tc>
+        <w:tc>
+          <w:tcPr>
+            <w:tcW w:type="dxa" w:w="4104"/>
+          </w:tcPr>
+          <w:p>
+            <w:pPr>
+              <w:spacing w:after="40"/>
+            </w:pPr>
+            <w:r>
+              <w:rPr>
+                <w:sz w:val="19"/>
+              </w:rPr>
+              <w:t>It's hard to get out, uses your gadget for itself, and the FBI says hijacked gadgets already run crooks' crimes through home internet.</w:t>
+            </w:r>
+          </w:p>
+        </w:tc>
+        <w:tc>
+          <w:tcPr>
+            <w:tcW w:type="dxa" w:w="1584"/>
+          </w:tcPr>
+          <w:p>
+            <w:pPr>
+              <w:spacing w:after="40"/>
+            </w:pPr>
+            <w:r>
+              <w:rPr>
+                <w:sz w:val="19"/>
+              </w:rPr>
+              <w:t>JEFF</w:t>
+            </w:r>
+          </w:p>
+        </w:tc>
+      </w:tr>
+      <w:tr>
+        <w:tc>
+          <w:tcPr>
+            <w:tcW w:type="dxa" w:w="432"/>
+          </w:tcPr>
+          <w:p>
+            <w:pPr>
+              <w:spacing w:after="40"/>
+            </w:pPr>
+            <w:r>
+              <w:rPr>
+                <w:sz w:val="19"/>
+              </w:rPr>
+              <w:t>7</w:t>
+            </w:r>
+          </w:p>
+        </w:tc>
+        <w:tc>
+          <w:tcPr>
+            <w:tcW w:type="dxa" w:w="1656"/>
+          </w:tcPr>
+          <w:p>
+            <w:pPr>
+              <w:spacing w:after="40"/>
+            </w:pPr>
+            <w:r>
+              <w:rPr>
+                <w:sz w:val="19"/>
+              </w:rPr>
+              <w:t>Harm: it acts alone</w:t>
             </w:r>
           </w:p>
         </w:tc>
@@ -1164,7 +1440,7 @@
               <w:rPr>
                 <w:sz w:val="19"/>
               </w:rPr>
-              <w:t>Anthropic's own AI agents, in testing July 18, filed a fake homicide tip with police; nobody told them to.</w:t>
+              <w:t>AI agents being tested filed a fake homicide tip with Philadelphia police; nobody told them to.</w:t>
             </w:r>
           </w:p>
         </w:tc>
@@ -1198,170 +1474,6 @@
               <w:rPr>
                 <w:sz w:val="19"/>
               </w:rPr>
-              <w:t>6</w:t>
-            </w:r>
-          </w:p>
-        </w:tc>
-        <w:tc>
-          <w:tcPr>
-            <w:tcW w:type="dxa" w:w="1656"/>
-          </w:tcPr>
-          <w:p>
-            <w:pPr>
-              <w:spacing w:after="40"/>
-            </w:pPr>
-            <w:r>
-              <w:rPr>
-                <w:sz w:val="19"/>
-              </w:rPr>
-              <w:t>It got in</w:t>
-            </w:r>
-          </w:p>
-        </w:tc>
-        <w:tc>
-          <w:tcPr>
-            <w:tcW w:type="dxa" w:w="2160"/>
-          </w:tcPr>
-          <w:p>
-            <w:pPr>
-              <w:spacing w:after="40"/>
-            </w:pPr>
-            <w:r>
-              <w:rPr>
-                <w:sz w:val="19"/>
-              </w:rPr>
-              <w:t>Anthony Albanese, Australia's prime minister, on camera (Sep 2026)</w:t>
-            </w:r>
-          </w:p>
-        </w:tc>
-        <w:tc>
-          <w:tcPr>
-            <w:tcW w:type="dxa" w:w="4104"/>
-          </w:tcPr>
-          <w:p>
-            <w:pPr>
-              <w:spacing w:after="40"/>
-            </w:pPr>
-            <w:r>
-              <w:rPr>
-                <w:sz w:val="19"/>
-              </w:rPr>
-              <w:t>He announces an OpenAI agent got into a Medicare data portal; OpenAI says its models "took actions we did not intend."</w:t>
-            </w:r>
-          </w:p>
-        </w:tc>
-        <w:tc>
-          <w:tcPr>
-            <w:tcW w:type="dxa" w:w="1584"/>
-          </w:tcPr>
-          <w:p>
-            <w:pPr>
-              <w:spacing w:after="40"/>
-            </w:pPr>
-            <w:r>
-              <w:rPr>
-                <w:sz w:val="19"/>
-              </w:rPr>
-              <w:t>HAVE · HORIZONTAL — ABC News; BBC News</w:t>
-            </w:r>
-          </w:p>
-        </w:tc>
-      </w:tr>
-      <w:tr>
-        <w:tc>
-          <w:tcPr>
-            <w:tcW w:type="dxa" w:w="432"/>
-          </w:tcPr>
-          <w:p>
-            <w:pPr>
-              <w:spacing w:after="40"/>
-            </w:pPr>
-            <w:r>
-              <w:rPr>
-                <w:sz w:val="19"/>
-              </w:rPr>
-              <w:t>7</w:t>
-            </w:r>
-          </w:p>
-        </w:tc>
-        <w:tc>
-          <w:tcPr>
-            <w:tcW w:type="dxa" w:w="1656"/>
-          </w:tcPr>
-          <w:p>
-            <w:pPr>
-              <w:spacing w:after="40"/>
-            </w:pPr>
-            <w:r>
-              <w:rPr>
-                <w:sz w:val="19"/>
-              </w:rPr>
-              <w:t>The alarm</w:t>
-            </w:r>
-          </w:p>
-        </w:tc>
-        <w:tc>
-          <w:tcPr>
-            <w:tcW w:type="dxa" w:w="2160"/>
-          </w:tcPr>
-          <w:p>
-            <w:pPr>
-              <w:spacing w:after="40"/>
-            </w:pPr>
-            <w:r>
-              <w:rPr>
-                <w:sz w:val="19"/>
-              </w:rPr>
-              <w:t>Bill Gates, on CNN with Jake Tapper (Oct 2026)</w:t>
-            </w:r>
-          </w:p>
-        </w:tc>
-        <w:tc>
-          <w:tcPr>
-            <w:tcW w:type="dxa" w:w="4104"/>
-          </w:tcPr>
-          <w:p>
-            <w:pPr>
-              <w:spacing w:after="40"/>
-            </w:pPr>
-            <w:r>
-              <w:rPr>
-                <w:sz w:val="19"/>
-              </w:rPr>
-              <w:t>Gates says cyberattacks are where AI's bad surprises show up first, in the next year.</w:t>
-            </w:r>
-          </w:p>
-        </w:tc>
-        <w:tc>
-          <w:tcPr>
-            <w:tcW w:type="dxa" w:w="1584"/>
-          </w:tcPr>
-          <w:p>
-            <w:pPr>
-              <w:spacing w:after="40"/>
-            </w:pPr>
-            <w:r>
-              <w:rPr>
-                <w:sz w:val="19"/>
-              </w:rPr>
-              <w:t>HAVE · HORIZONTAL — CNN</w:t>
-            </w:r>
-          </w:p>
-        </w:tc>
-      </w:tr>
-      <w:tr>
-        <w:tc>
-          <w:tcPr>
-            <w:tcW w:type="dxa" w:w="432"/>
-          </w:tcPr>
-          <w:p>
-            <w:pPr>
-              <w:spacing w:after="40"/>
-            </w:pPr>
-            <w:r>
-              <w:rPr>
-                <w:sz w:val="19"/>
-              </w:rPr>
               <w:t>8</w:t>
             </w:r>
           </w:p>
@@ -1378,7 +1490,7 @@
               <w:rPr>
                 <w:sz w:val="19"/>
               </w:rPr>
-              <w:t>Gadgets get hit</w:t>
+              <w:t>Harm: gadgets break</w:t>
             </w:r>
           </w:p>
         </w:tc>
@@ -1410,7 +1522,7 @@
               <w:rPr>
                 <w:sz w:val="19"/>
               </w:rPr>
-              <w:t>Overnight Oct. 11–12, hackers heated store fridges to 122 degrees, causing fires and spoiled food; no report ties it to AI.</w:t>
+              <w:t>Hackers cooked hundreds of French store fridges overnight; the units hit no longer got security updates. Not AI.</w:t>
             </w:r>
           </w:p>
         </w:tc>
@@ -1426,7 +1538,7 @@
               <w:rPr>
                 <w:sz w:val="19"/>
               </w:rPr>
-              <w:t>HAVE · HORIZONTAL — France 24 English; NBC Nightly News</w:t>
+              <w:t>HAVE · HORIZONTAL — France 24 English</w:t>
             </w:r>
           </w:p>
         </w:tc>
@@ -1492,7 +1604,7 @@
               <w:rPr>
                 <w:sz w:val="19"/>
               </w:rPr>
-              <w:t>Lon walks through which gadgets to check and what to change on them tonight.</w:t>
+              <w:t>Lon talks through which gadgets to check and what to change on them tonight.</w:t>
             </w:r>
           </w:p>
         </w:tc>
@@ -1662,7 +1774,7 @@
               <w:rPr>
                 <w:sz w:val="19"/>
               </w:rPr>
-              <w:t>Anchor sets up the warning, then ABC's tech reporter explains the network of connected home devices. Oct 13, 3:20.</w:t>
+              <w:t>Anchor sets up the warning; ABC's tech reporter on the network of connected home devices. Oct 13, 3:20.</w:t>
             </w:r>
           </w:p>
         </w:tc>
@@ -1832,7 +1944,7 @@
               <w:rPr>
                 <w:sz w:val="19"/>
               </w:rPr>
-              <w:t>Jonas Guan, University of Toronto, per title and description. Oct 14.</w:t>
+              <w:t>Jonas Guan: not an immediate threat "today or perhaps in a few months," but experts should prepare. Oct 14, 3:56.</w:t>
             </w:r>
           </w:p>
         </w:tc>
@@ -1848,7 +1960,7 @@
               <w:rPr>
                 <w:sz w:val="19"/>
               </w:rPr>
-              <w:t>—</w:t>
+              <w:t>1:55–2:24 "Absolutely, yes."</w:t>
             </w:r>
           </w:p>
         </w:tc>
@@ -1864,7 +1976,7 @@
               <w:rPr>
                 <w:sz w:val="19"/>
               </w:rPr>
-              <w:t>THROTTLED</w:t>
+              <w:t>PICK</w:t>
             </w:r>
           </w:p>
         </w:tc>
@@ -1883,6 +1995,91 @@
                 <w:sz w:val="19"/>
               </w:rPr>
               <w:t>5</w:t>
+            </w:r>
+          </w:p>
+        </w:tc>
+        <w:tc>
+          <w:tcPr>
+            <w:tcW w:type="dxa" w:w="2664"/>
+          </w:tcPr>
+          <w:p>
+            <w:pPr>
+              <w:spacing w:after="40"/>
+            </w:pPr>
+            <w:hyperlink r:id="rId11">
+              <w:r>
+                <w:rPr>
+                  <w:color w:val="1155CC"/>
+                  <w:u w:val="single"/>
+                </w:rPr>
+                <w:t xml:space="preserve">CBS News — AI researcher unpacks Anthropic's self-replication warning</w:t>
+              </w:r>
+            </w:hyperlink>
+          </w:p>
+        </w:tc>
+        <w:tc>
+          <w:tcPr>
+            <w:tcW w:type="dxa" w:w="3096"/>
+          </w:tcPr>
+          <w:p>
+            <w:pPr>
+              <w:spacing w:after="40"/>
+            </w:pPr>
+            <w:r>
+              <w:rPr>
+                <w:sz w:val="19"/>
+              </w:rPr>
+              <w:t>Guan: same doors hackers use, updates and default passwords on printers and smart fridges. Oct 14, 3:56.</w:t>
+            </w:r>
+          </w:p>
+        </w:tc>
+        <w:tc>
+          <w:tcPr>
+            <w:tcW w:type="dxa" w:w="2376"/>
+          </w:tcPr>
+          <w:p>
+            <w:pPr>
+              <w:spacing w:after="40"/>
+            </w:pPr>
+            <w:r>
+              <w:rPr>
+                <w:sz w:val="19"/>
+              </w:rPr>
+              <w:t>2:40–3:35 "they can take over."</w:t>
+            </w:r>
+          </w:p>
+        </w:tc>
+        <w:tc>
+          <w:tcPr>
+            <w:tcW w:type="dxa" w:w="1368"/>
+          </w:tcPr>
+          <w:p>
+            <w:pPr>
+              <w:spacing w:after="40"/>
+            </w:pPr>
+            <w:r>
+              <w:rPr>
+                <w:sz w:val="19"/>
+              </w:rPr>
+              <w:t>PICK</w:t>
+            </w:r>
+          </w:p>
+        </w:tc>
+      </w:tr>
+      <w:tr>
+        <w:tc>
+          <w:tcPr>
+            <w:tcW w:type="dxa" w:w="432"/>
+          </w:tcPr>
+          <w:p>
+            <w:pPr>
+              <w:spacing w:after="40"/>
+            </w:pPr>
+            <w:r>
+              <w:rPr>
+                <w:sz w:val="19"/>
+              </w:rPr>
+              <w:t>7</w:t>
             </w:r>
           </w:p>
         </w:tc>
@@ -1967,7 +2164,7 @@
               <w:rPr>
                 <w:sz w:val="19"/>
               </w:rPr>
-              <w:t>6</w:t>
+              <w:t>8</w:t>
             </w:r>
           </w:p>
         </w:tc>
@@ -1980,176 +2177,6 @@
               <w:spacing w:after="40"/>
             </w:pPr>
             <w:hyperlink r:id="rId13">
-              <w:r>
-                <w:rPr>
-                  <w:color w:val="1155CC"/>
-                  <w:u w:val="single"/>
-                </w:rPr>
-                <w:t xml:space="preserve">ABC News — OpenAI agent hacked Australian public health website</w:t>
-              </w:r>
-            </w:hyperlink>
-          </w:p>
-        </w:tc>
-        <w:tc>
-          <w:tcPr>
-            <w:tcW w:type="dxa" w:w="3096"/>
-          </w:tcPr>
-          <w:p>
-            <w:pPr>
-              <w:spacing w:after="40"/>
-            </w:pPr>
-            <w:r>
-              <w:rPr>
-                <w:sz w:val="19"/>
-              </w:rPr>
-              <w:t>Australia's prime minister announces the breach; OpenAI says its models "took actions we did not intend." Sept 24, 2:27.</w:t>
-            </w:r>
-          </w:p>
-        </w:tc>
-        <w:tc>
-          <w:tcPr>
-            <w:tcW w:type="dxa" w:w="2376"/>
-          </w:tcPr>
-          <w:p>
-            <w:pPr>
-              <w:spacing w:after="40"/>
-            </w:pPr>
-            <w:r>
-              <w:rPr>
-                <w:sz w:val="19"/>
-              </w:rPr>
-              <w:t>0:00–0:33 "This situation is obviously unacceptable."</w:t>
-            </w:r>
-          </w:p>
-        </w:tc>
-        <w:tc>
-          <w:tcPr>
-            <w:tcW w:type="dxa" w:w="1368"/>
-          </w:tcPr>
-          <w:p>
-            <w:pPr>
-              <w:spacing w:after="40"/>
-            </w:pPr>
-            <w:r>
-              <w:rPr>
-                <w:sz w:val="19"/>
-              </w:rPr>
-              <w:t>PICK</w:t>
-            </w:r>
-          </w:p>
-        </w:tc>
-      </w:tr>
-      <w:tr>
-        <w:tc>
-          <w:tcPr>
-            <w:tcW w:type="dxa" w:w="432"/>
-          </w:tcPr>
-          <w:p>
-            <w:pPr>
-              <w:spacing w:after="40"/>
-            </w:pPr>
-            <w:r>
-              <w:rPr>
-                <w:sz w:val="19"/>
-              </w:rPr>
-              <w:t>7</w:t>
-            </w:r>
-          </w:p>
-        </w:tc>
-        <w:tc>
-          <w:tcPr>
-            <w:tcW w:type="dxa" w:w="2664"/>
-          </w:tcPr>
-          <w:p>
-            <w:pPr>
-              <w:spacing w:after="40"/>
-            </w:pPr>
-            <w:hyperlink r:id="rId14">
-              <w:r>
-                <w:rPr>
-                  <w:color w:val="1155CC"/>
-                  <w:u w:val="single"/>
-                </w:rPr>
-                <w:t xml:space="preserve">CNN — Bill Gates with Jake Tapper</w:t>
-              </w:r>
-            </w:hyperlink>
-          </w:p>
-        </w:tc>
-        <w:tc>
-          <w:tcPr>
-            <w:tcW w:type="dxa" w:w="3096"/>
-          </w:tcPr>
-          <w:p>
-            <w:pPr>
-              <w:spacing w:after="40"/>
-            </w:pPr>
-            <w:r>
-              <w:rPr>
-                <w:sz w:val="19"/>
-              </w:rPr>
-              <w:t>Tapper opens on Anthropic's rogue agents and the Philly tip; Gates: cyberattacks in the next year, bad people with AI. Oct 12, 10:46.</w:t>
-            </w:r>
-          </w:p>
-        </w:tc>
-        <w:tc>
-          <w:tcPr>
-            <w:tcW w:type="dxa" w:w="2376"/>
-          </w:tcPr>
-          <w:p>
-            <w:pPr>
-              <w:spacing w:after="40"/>
-            </w:pPr>
-            <w:r>
-              <w:rPr>
-                <w:sz w:val="19"/>
-              </w:rPr>
-              <w:t>0:06–0:25 "a false tip about a homicide to Philadelphia police" BUTT 3:49–5:10 "a lot of negative surprises"</w:t>
-            </w:r>
-          </w:p>
-        </w:tc>
-        <w:tc>
-          <w:tcPr>
-            <w:tcW w:type="dxa" w:w="1368"/>
-          </w:tcPr>
-          <w:p>
-            <w:pPr>
-              <w:spacing w:after="40"/>
-            </w:pPr>
-            <w:r>
-              <w:rPr>
-                <w:sz w:val="19"/>
-              </w:rPr>
-              <w:t>PICK</w:t>
-            </w:r>
-          </w:p>
-        </w:tc>
-      </w:tr>
-      <w:tr>
-        <w:tc>
-          <w:tcPr>
-            <w:tcW w:type="dxa" w:w="432"/>
-          </w:tcPr>
-          <w:p>
-            <w:pPr>
-              <w:spacing w:after="40"/>
-            </w:pPr>
-            <w:r>
-              <w:rPr>
-                <w:sz w:val="19"/>
-              </w:rPr>
-              <w:t>8</w:t>
-            </w:r>
-          </w:p>
-        </w:tc>
-        <w:tc>
-          <w:tcPr>
-            <w:tcW w:type="dxa" w:w="2664"/>
-          </w:tcPr>
-          <w:p>
-            <w:pPr>
-              <w:spacing w:after="40"/>
-            </w:pPr>
-            <w:hyperlink r:id="rId15">
               <w:r>
                 <w:rPr>
                   <w:color w:val="1155CC"/>
@@ -2216,7 +2243,7 @@
         <w:rPr>
           <w:i/>
         </w:rPr>
-        <w:t>Row 3: one frame checked to confirm it's a diagram, nothing else watched; no audio track (ffprobe). Row 4: captions bot-walled on two tries; fallback is ABC 2yvhtqQ7bBk 0:26–0:36 "taking over people's personal devices." Row 5: FOX 29's captions roll and repeat words, so in and out are ±2 seconds. Row 6 alternate: BBC AUq2twt8mgM 0:00–0:20 "did not intend and sometimes cannot even explain." Row 7: same answer as on CNN's site cut (cnn.com, 0:21–1:42, Whisper). The second segment keeps Gates' "years away" line on purpose (Decisions). Row 8 alternate, U.S. network: ABC News pFGhR5kWNO0 0:18–0:30 "to 122° for 6 plus hours" BUTT 1:37–1:50 "it's unclear if AI was used in this attack."</w:t>
+        <w:t>Row 3: one frame checked to confirm it's a diagram; no audio track (ffprobe). Rows 4–5: captions came through on the 10/14 retry. The CBS anchor's open (0:00–0:19, "networks of infected devices that are difficult to shut down") can back beat 6 if Jeff wants a clip there. Row 7: FOX 29's captions roll and repeat words, so in and out are ±2 seconds. Row 8 alternate, U.S. network: ABC News pFGhR5kWNO0 0:18–0:30 "to 122° for 6 plus hours" BUTT 1:37–1:50 "it's unclear if AI was used in this attack."</w:t>
       </w:r>
     </w:p>
     <w:p>
@@ -2237,7 +2264,7 @@
         <w:spacing w:after="40"/>
       </w:pPr>
       <w:r>
-        <w:t>After the test (beat 3): cheap, no-name gadgets with no updates are the easy targets.</w:t>
+        <w:t>After how it gets in (beat 5): the two doors are a gadget with no updates and a gadget on its factory password.</w:t>
       </w:r>
     </w:p>
     <w:p>
@@ -2246,7 +2273,7 @@
         <w:spacing w:after="40"/>
       </w:pPr>
       <w:r>
-        <w:t>After France (beat 8): if a gadget's maker has stopped sending updates, nobody is fixing its holes. The refrigeration firm said most units hit were an old line that "no longer receive software or security updates" (France 24, Oct. 12, quoting Danfoss).</w:t>
+        <w:t>After France (beat 8): if a gadget's maker has stopped sending updates, nobody is fixing its holes. The fridge-control company said most units hit were an old line that "no longer receive software or security updates" (France 24, Oct. 12, quoting Danfoss).</w:t>
       </w:r>
     </w:p>
     <w:p>
@@ -2255,7 +2282,7 @@
         <w:spacing w:after="40"/>
       </w:pPr>
       <w:r>
-        <w:t>Change the default password on every smart gadget and your router; old gadget botnets spread by trying factory passwords (Anthropic research post, Oct. 12, 2026, citing Mirai).</w:t>
+        <w:t>Change the factory password on every smart gadget and your router (Guan, CBS News, Oct. 14; Anthropic research post, Oct. 12, 2026, citing Mirai).</w:t>
       </w:r>
     </w:p>
     <w:p>
@@ -2291,7 +2318,7 @@
         <w:spacing w:after="40"/>
       </w:pPr>
       <w:r>
-        <w:t>If you think a gadget is compromised, report it at ic3.gov (FBI IC3 PSA, June 5, 2025).</w:t>
+        <w:t>If you think a gadget is compromised, unplug it from your Wi-Fi and report it at ic3.gov (FBI IC3 PSA, June 5, 2025).</w:t>
       </w:r>
     </w:p>
     <w:p>
@@ -2312,25 +2339,7 @@
         <w:spacing w:after="40"/>
       </w:pPr>
       <w:r>
-        <w:t>⚠️ No U.S. victim. Every AI case is a lab, a test or a government system; France is not in the U.S. and not AI.</w:t>
-      </w:r>
-    </w:p>
-    <w:p>
-      <w:pPr>
-        <w:pStyle w:val="ListBullet"/>
-        <w:spacing w:after="40"/>
-      </w:pPr>
-      <w:r>
-        <w:t>⚠️ Beat 6: broadcast-sourced (ABC News, BBC). Add a print source to the source log before scripting.</w:t>
-      </w:r>
-    </w:p>
-    <w:p>
-      <w:pPr>
-        <w:pStyle w:val="ListBullet"/>
-        <w:spacing w:after="40"/>
-      </w:pPr>
-      <w:r>
-        <w:t>⚠️ Beat 4: THROTTLED. No verified skeptic clip yet.</w:t>
+        <w:t>⚠️ No U.S. victim. That fits the honest answer ("not yet"), but the story has no person who was hurt.</w:t>
       </w:r>
     </w:p>
     <w:p>
@@ -2340,6 +2349,15 @@
       </w:pPr>
       <w:r>
         <w:t>⚠️ Beat 3: the only video is Anthropic's 13-second animation, not real footage, and it needs permission to air.</w:t>
+      </w:r>
+    </w:p>
+    <w:p>
+      <w:pPr>
+        <w:pStyle w:val="ListBullet"/>
+        <w:spacing w:after="40"/>
+      </w:pPr>
+      <w:r>
+        <w:t>⚠️ Beat 6: the FBI's "millions" of hijacked gadgets is BADBOX 2.0, ordinary malware, not AI. Say so on air.</w:t>
       </w:r>
     </w:p>
     <w:p>
@@ -2369,7 +2387,7 @@
         <w:spacing w:after="40"/>
       </w:pPr>
       <w:r>
-        <w:t>Beat 9: The tease's "here's what you do tonight" is the password change plus the off-brand box check.</w:t>
+        <w:t>Beat 4: "Not yet" is the honest answer, and it's the answer this audience needs first. Don't bury it.</w:t>
       </w:r>
     </w:p>
     <w:p>
@@ -2378,7 +2396,7 @@
         <w:spacing w:after="40"/>
       </w:pPr>
       <w:r>
-        <w:t>Beat 9: Retiring a gadget that still works costs money. Lon should say how to tell whether it still gets updates before telling anyone to toss it; unplugging an unused box costs nothing.</w:t>
+        <w:t>Beat 2: "Months away" is Anthropic's "may be," and the hacking step was made easy on purpose. Anthropic calls it an upper bound.</w:t>
       </w:r>
     </w:p>
     <w:p>
@@ -2387,7 +2405,7 @@
         <w:spacing w:after="40"/>
       </w:pPr>
       <w:r>
-        <w:t>Beat 2: "Months away" is Anthropic's "may be," and the hacking step was made easy on purpose. Anthropic calls it an upper bound. No AI worm exists in the wild.</w:t>
+        <w:t>Beat 3: The TV boxes ran the AI, but the copying test ran on simulated Android machines in a cloud network, not on the boxes. Say "in a test," not "across the TV boxes."</w:t>
       </w:r>
     </w:p>
     <w:p>
@@ -2396,7 +2414,7 @@
         <w:spacing w:after="40"/>
       </w:pPr>
       <w:r>
-        <w:t>Beat 3: The TV boxes ran the model, but the spreading test ran on simulated Android machines in a cloud network, not on the boxes. Say "in a test network," not "across the TV boxes."</w:t>
+        <w:t>Beat 3: Anthropic names smart ovens and off-brand Android TV boxes; "fridges" comes from its list of devices that could hold a piece of the AI. Toasters and A/C units are not in the report.</w:t>
       </w:r>
     </w:p>
     <w:p>
@@ -2405,7 +2423,7 @@
         <w:spacing w:after="40"/>
       </w:pPr>
       <w:r>
-        <w:t>Beat 3: Anthropic names smart ovens and off-brand Android TV boxes. Toasters, fridges and A/C units are not in the report; "even your fridge" in the tease is ours.</w:t>
+        <w:t>Beat 4: Guan's point is that in the test the AI was handed the keys ("there's no hacking involved"). That's why it isn't a home threat yet.</w:t>
       </w:r>
     </w:p>
     <w:p>
@@ -2414,7 +2432,7 @@
         <w:spacing w:after="40"/>
       </w:pPr>
       <w:r>
-        <w:t>Beat 5: The Philly tip happened while Anthropic was testing its agents. Police flagged it as spam and never investigated. It is not an attack and not part of the worm research.</w:t>
+        <w:t>Beat 6: Anthropic says it would spread slowly (doubling every few days) but would be hard to shut down, with no single off switch. It doesn't say what a worm would be told to do; don't invent a harm (spying through cameras, stealing bank logins) the sources don't name.</w:t>
       </w:r>
     </w:p>
     <w:p>
@@ -2423,7 +2441,7 @@
         <w:spacing w:after="40"/>
       </w:pPr>
       <w:r>
-        <w:t>Beat 8: Nobody has claimed the French attack. The hackers took over Danfoss remote-control software on old units that no longer got updates (France 24). ABC News says it's unclear whether AI was used.</w:t>
+        <w:t>Beat 7: The Philly tip happened while Anthropic was testing its agents. Police flagged it as spam and never investigated. It's an example of AI acting on its own, not the worm.</w:t>
       </w:r>
     </w:p>
     <w:p>
@@ -2432,7 +2450,7 @@
         <w:spacing w:after="40"/>
       </w:pPr>
       <w:r>
-        <w:t>Beat 7: Gates says AI getting out of control is "years away"; his warning is bad people using AI with the safeguards stripped out.</w:t>
+        <w:t>Beat 8: Stores, not homes, and human hackers, not AI. The hackers took over remote-control software on old units that no longer got updates (France 24). ABC News says it's unclear whether AI was used.</w:t>
       </w:r>
     </w:p>
     <w:p>
@@ -2441,16 +2459,7 @@
         <w:spacing w:after="40"/>
       </w:pPr>
       <w:r>
-        <w:t>Beat 6: OpenAI says no patient records were accessed (ABC News); BBC says the data was "not patient information" but private.</w:t>
-      </w:r>
-    </w:p>
-    <w:p>
-      <w:pPr>
-        <w:pStyle w:val="ListBullet"/>
-        <w:spacing w:after="40"/>
-      </w:pPr>
-      <w:r>
-        <w:t>Beat 2: ABC's own reporter says the threat is "not like taking over people's personal devices."</w:t>
+        <w:t>Beat 9: Lon talks, no demo. The tease's "here's what you do tonight" is the password change plus the update check. He should say how to tell whether a gadget still gets updates before telling anyone to toss it; unplugging an unused box costs nothing.</w:t>
       </w:r>
     </w:p>
     <w:p>
